--- a/templates/Анкета_fr.docx
+++ b/templates/Анкета_fr.docx
@@ -649,37 +649,35 @@
                 <w:szCs w:val="18"/>
                 <w:lang w:val="en-US" w:eastAsia="ru-RU"/>
               </w:rPr>
-              <w:t>candidate.birth_date.strftime</w:t>
-            </w:r>
-            <w:proofErr w:type="spellEnd"/>
-            <w:r>
-              <w:rPr>
-                <w:rFonts w:ascii="Arial" w:eastAsia="Times New Roman" w:hAnsi="Arial" w:cs="Arial"/>
-                <w:sz w:val="18"/>
-                <w:szCs w:val="18"/>
-                <w:lang w:val="en-US" w:eastAsia="ru-RU"/>
-              </w:rPr>
-              <w:t>('%</w:t>
-            </w:r>
-            <w:proofErr w:type="spellStart"/>
-            <w:r>
-              <w:rPr>
-                <w:rFonts w:ascii="Arial" w:eastAsia="Times New Roman" w:hAnsi="Arial" w:cs="Arial"/>
-                <w:sz w:val="18"/>
-                <w:szCs w:val="18"/>
-                <w:lang w:val="en-US" w:eastAsia="ru-RU"/>
-              </w:rPr>
-              <w:t>d.%m.%Y</w:t>
-            </w:r>
-            <w:proofErr w:type="spellEnd"/>
-            <w:r>
-              <w:rPr>
-                <w:rFonts w:ascii="Arial" w:eastAsia="Times New Roman" w:hAnsi="Arial" w:cs="Arial"/>
-                <w:sz w:val="18"/>
-                <w:szCs w:val="18"/>
-                <w:lang w:val="en-US" w:eastAsia="ru-RU"/>
-              </w:rPr>
-              <w:t>')</w:t>
+              <w:t>ca</w:t>
+            </w:r>
+            <w:r>
+              <w:rPr>
+                <w:rFonts w:ascii="Arial" w:eastAsia="Times New Roman" w:hAnsi="Arial" w:cs="Arial"/>
+                <w:sz w:val="18"/>
+                <w:szCs w:val="18"/>
+                <w:lang w:val="en-US" w:eastAsia="ru-RU"/>
+              </w:rPr>
+              <w:t>ndidate.birth_date.strftime</w:t>
+            </w:r>
+            <w:proofErr w:type="spellEnd"/>
+            <w:r>
+              <w:rPr>
+                <w:rFonts w:ascii="Arial" w:eastAsia="Times New Roman" w:hAnsi="Arial" w:cs="Arial"/>
+                <w:sz w:val="18"/>
+                <w:szCs w:val="18"/>
+                <w:lang w:val="en-US" w:eastAsia="ru-RU"/>
+              </w:rPr>
+              <w:t>('%d/%m/</w:t>
+            </w:r>
+            <w:r>
+              <w:rPr>
+                <w:rFonts w:ascii="Arial" w:eastAsia="Times New Roman" w:hAnsi="Arial" w:cs="Arial"/>
+                <w:sz w:val="18"/>
+                <w:szCs w:val="18"/>
+                <w:lang w:val="en-US" w:eastAsia="ru-RU"/>
+              </w:rPr>
+              <w:t>%Y')</w:t>
             </w:r>
             <w:r>
               <w:rPr>
@@ -2380,7 +2378,34 @@
               </w:rPr>
               <w:t>education.graduation_date</w:t>
             </w:r>
-            <w:proofErr w:type="spellEnd"/>
+            <w:r>
+              <w:rPr>
+                <w:rFonts w:ascii="Arial" w:eastAsia="Times New Roman" w:hAnsi="Arial" w:cs="Arial"/>
+                <w:sz w:val="18"/>
+                <w:szCs w:val="18"/>
+                <w:lang w:val="en-US" w:eastAsia="ru-RU"/>
+              </w:rPr>
+              <w:t>.strftime</w:t>
+            </w:r>
+            <w:proofErr w:type="spellEnd"/>
+            <w:r>
+              <w:rPr>
+                <w:rFonts w:ascii="Arial" w:eastAsia="Times New Roman" w:hAnsi="Arial" w:cs="Arial"/>
+                <w:sz w:val="18"/>
+                <w:szCs w:val="18"/>
+                <w:lang w:val="en-US" w:eastAsia="ru-RU"/>
+              </w:rPr>
+              <w:t>('%m/</w:t>
+            </w:r>
+            <w:r>
+              <w:rPr>
+                <w:rFonts w:ascii="Arial" w:eastAsia="Times New Roman" w:hAnsi="Arial" w:cs="Arial"/>
+                <w:sz w:val="18"/>
+                <w:szCs w:val="18"/>
+                <w:lang w:val="en-US" w:eastAsia="ru-RU"/>
+              </w:rPr>
+              <w:t>%Y')</w:t>
+            </w:r>
             <w:r>
               <w:rPr>
                 <w:rFonts w:ascii="Arial" w:eastAsia="Times New Roman" w:hAnsi="Arial" w:cs="Arial"/>
@@ -2995,64 +3020,25 @@
             </w:pPr>
             <w:proofErr w:type="spellStart"/>
             <w:r>
-              <w:rPr>
-                <w:rFonts w:ascii="Arial" w:eastAsia="Times New Roman" w:hAnsi="Arial" w:cs="Arial"/>
-                <w:sz w:val="18"/>
-                <w:szCs w:val="18"/>
-                <w:lang w:eastAsia="ru-RU"/>
-              </w:rPr>
               <w:t>Raison</w:t>
             </w:r>
             <w:proofErr w:type="spellEnd"/>
             <w:r>
-              <w:rPr>
-                <w:rFonts w:ascii="Arial" w:eastAsia="Times New Roman" w:hAnsi="Arial" w:cs="Arial"/>
-                <w:sz w:val="18"/>
-                <w:szCs w:val="18"/>
-                <w:lang w:eastAsia="ru-RU"/>
-              </w:rPr>
               <w:t xml:space="preserve"> </w:t>
             </w:r>
             <w:proofErr w:type="spellStart"/>
             <w:r>
-              <w:rPr>
-                <w:rFonts w:ascii="Arial" w:eastAsia="Times New Roman" w:hAnsi="Arial" w:cs="Arial"/>
-                <w:sz w:val="18"/>
-                <w:szCs w:val="18"/>
-                <w:lang w:eastAsia="ru-RU"/>
-              </w:rPr>
-              <w:t>du</w:t>
-            </w:r>
-            <w:proofErr w:type="spellEnd"/>
-            <w:r>
-              <w:rPr>
-                <w:rFonts w:ascii="Arial" w:eastAsia="Times New Roman" w:hAnsi="Arial" w:cs="Arial"/>
-                <w:sz w:val="18"/>
-                <w:szCs w:val="18"/>
-                <w:lang w:eastAsia="ru-RU"/>
-              </w:rPr>
+              <w:t>de</w:t>
+            </w:r>
+            <w:proofErr w:type="spellEnd"/>
+            <w:r>
               <w:t xml:space="preserve"> </w:t>
             </w:r>
             <w:proofErr w:type="spellStart"/>
             <w:r>
-              <w:rPr>
-                <w:rFonts w:ascii="Arial" w:eastAsia="Times New Roman" w:hAnsi="Arial" w:cs="Arial"/>
-                <w:sz w:val="18"/>
-                <w:szCs w:val="18"/>
-                <w:lang w:eastAsia="ru-RU"/>
-              </w:rPr>
               <w:t>départ</w:t>
             </w:r>
             <w:proofErr w:type="spellEnd"/>
-            <w:r>
-              <w:rPr>
-                <w:rFonts w:ascii="Arial" w:eastAsia="Times New Roman" w:hAnsi="Arial" w:cs="Arial"/>
-                <w:sz w:val="18"/>
-                <w:szCs w:val="18"/>
-                <w:lang w:eastAsia="ru-RU"/>
-              </w:rPr>
-              <w:t xml:space="preserve"> </w:t>
-            </w:r>
           </w:p>
         </w:tc>
       </w:tr>
@@ -3308,27 +3294,16 @@
                 <w:szCs w:val="18"/>
                 <w:lang w:val="en-US" w:eastAsia="ru-RU"/>
               </w:rPr>
-              <w:t>('%</w:t>
-            </w:r>
-            <w:proofErr w:type="spellStart"/>
-            <w:r>
-              <w:rPr>
-                <w:rFonts w:ascii="Arial" w:eastAsia="Times New Roman" w:hAnsi="Arial" w:cs="Arial"/>
-                <w:sz w:val="18"/>
-                <w:szCs w:val="18"/>
-                <w:lang w:val="en-US" w:eastAsia="ru-RU"/>
-              </w:rPr>
-              <w:t>d.%m.%Y</w:t>
-            </w:r>
-            <w:proofErr w:type="spellEnd"/>
-            <w:r>
-              <w:rPr>
-                <w:rFonts w:ascii="Arial" w:eastAsia="Times New Roman" w:hAnsi="Arial" w:cs="Arial"/>
-                <w:sz w:val="18"/>
-                <w:szCs w:val="18"/>
-                <w:lang w:val="en-US" w:eastAsia="ru-RU"/>
-              </w:rPr>
-              <w:t>')</w:t>
+              <w:t>('%m/</w:t>
+            </w:r>
+            <w:r>
+              <w:rPr>
+                <w:rFonts w:ascii="Arial" w:eastAsia="Times New Roman" w:hAnsi="Arial" w:cs="Arial"/>
+                <w:sz w:val="18"/>
+                <w:szCs w:val="18"/>
+                <w:lang w:val="en-US" w:eastAsia="ru-RU"/>
+              </w:rPr>
+              <w:t>%Y')</w:t>
             </w:r>
             <w:r>
               <w:rPr>
@@ -3384,27 +3359,16 @@
                 <w:szCs w:val="18"/>
                 <w:lang w:val="en-US" w:eastAsia="ru-RU"/>
               </w:rPr>
-              <w:t>('%</w:t>
-            </w:r>
-            <w:proofErr w:type="spellStart"/>
-            <w:r>
-              <w:rPr>
-                <w:rFonts w:ascii="Arial" w:eastAsia="Times New Roman" w:hAnsi="Arial" w:cs="Arial"/>
-                <w:sz w:val="18"/>
-                <w:szCs w:val="18"/>
-                <w:lang w:val="en-US" w:eastAsia="ru-RU"/>
-              </w:rPr>
-              <w:t>d.%m.%Y</w:t>
-            </w:r>
-            <w:proofErr w:type="spellEnd"/>
-            <w:r>
-              <w:rPr>
-                <w:rFonts w:ascii="Arial" w:eastAsia="Times New Roman" w:hAnsi="Arial" w:cs="Arial"/>
-                <w:sz w:val="18"/>
-                <w:szCs w:val="18"/>
-                <w:lang w:val="en-US" w:eastAsia="ru-RU"/>
-              </w:rPr>
-              <w:t>')</w:t>
+              <w:t>('%m/</w:t>
+            </w:r>
+            <w:r>
+              <w:rPr>
+                <w:rFonts w:ascii="Arial" w:eastAsia="Times New Roman" w:hAnsi="Arial" w:cs="Arial"/>
+                <w:sz w:val="18"/>
+                <w:szCs w:val="18"/>
+                <w:lang w:val="en-US" w:eastAsia="ru-RU"/>
+              </w:rPr>
+              <w:t>%Y')</w:t>
             </w:r>
             <w:r>
               <w:rPr>
@@ -3839,55 +3803,6 @@
               <w:t>Références</w:t>
             </w:r>
             <w:proofErr w:type="spellEnd"/>
-            <w:r>
-              <w:rPr>
-                <w:rFonts w:ascii="Arial" w:eastAsia="Times New Roman" w:hAnsi="Arial" w:cs="Arial"/>
-                <w:sz w:val="18"/>
-                <w:szCs w:val="18"/>
-                <w:lang w:val="en-US" w:eastAsia="ru-RU"/>
-              </w:rPr>
-              <w:t xml:space="preserve"> (chefs </w:t>
-            </w:r>
-            <w:proofErr w:type="spellStart"/>
-            <w:r>
-              <w:rPr>
-                <w:rFonts w:ascii="Arial" w:eastAsia="Times New Roman" w:hAnsi="Arial" w:cs="Arial"/>
-                <w:sz w:val="18"/>
-                <w:szCs w:val="18"/>
-                <w:lang w:val="en-US" w:eastAsia="ru-RU"/>
-              </w:rPr>
-              <w:t>ou</w:t>
-            </w:r>
-            <w:proofErr w:type="spellEnd"/>
-            <w:r>
-              <w:rPr>
-                <w:rFonts w:ascii="Arial" w:eastAsia="Times New Roman" w:hAnsi="Arial" w:cs="Arial"/>
-                <w:sz w:val="18"/>
-                <w:szCs w:val="18"/>
-                <w:lang w:val="en-US" w:eastAsia="ru-RU"/>
-              </w:rPr>
-              <w:t xml:space="preserve"> business </w:t>
-            </w:r>
-            <w:proofErr w:type="spellStart"/>
-            <w:r>
-              <w:rPr>
-                <w:rFonts w:ascii="Arial" w:eastAsia="Times New Roman" w:hAnsi="Arial" w:cs="Arial"/>
-                <w:sz w:val="18"/>
-                <w:szCs w:val="18"/>
-                <w:lang w:val="en-US" w:eastAsia="ru-RU"/>
-              </w:rPr>
-              <w:t>partenaires</w:t>
-            </w:r>
-            <w:proofErr w:type="spellEnd"/>
-            <w:r>
-              <w:rPr>
-                <w:rFonts w:ascii="Arial" w:eastAsia="Times New Roman" w:hAnsi="Arial" w:cs="Arial"/>
-                <w:sz w:val="18"/>
-                <w:szCs w:val="18"/>
-                <w:lang w:val="en-US" w:eastAsia="ru-RU"/>
-              </w:rPr>
-              <w:t>)</w:t>
-            </w:r>
           </w:p>
         </w:tc>
       </w:tr>
@@ -3961,32 +3876,65 @@
             <w:proofErr w:type="spellStart"/>
             <w:r>
               <w:rPr>
-                <w:rFonts w:ascii="Arial" w:eastAsia="Times New Roman" w:hAnsi="Arial" w:cs="Arial"/>
-                <w:sz w:val="18"/>
-                <w:szCs w:val="18"/>
-                <w:lang w:eastAsia="ru-RU"/>
+                <w:rFonts w:ascii="Arial" w:hAnsi="Arial" w:cs="Arial"/>
+                <w:sz w:val="18"/>
+                <w:szCs w:val="18"/>
               </w:rPr>
               <w:t>Nom</w:t>
             </w:r>
             <w:proofErr w:type="spellEnd"/>
             <w:r>
               <w:rPr>
-                <w:rFonts w:ascii="Arial" w:eastAsia="Times New Roman" w:hAnsi="Arial" w:cs="Arial"/>
-                <w:sz w:val="18"/>
-                <w:szCs w:val="18"/>
-                <w:lang w:eastAsia="ru-RU"/>
+                <w:rFonts w:ascii="Arial" w:hAnsi="Arial" w:cs="Arial"/>
+                <w:sz w:val="18"/>
+                <w:szCs w:val="18"/>
               </w:rPr>
               <w:t xml:space="preserve"> </w:t>
             </w:r>
             <w:proofErr w:type="spellStart"/>
             <w:r>
               <w:rPr>
-                <w:rFonts w:ascii="Arial" w:eastAsia="Times New Roman" w:hAnsi="Arial" w:cs="Arial"/>
-                <w:sz w:val="18"/>
-                <w:szCs w:val="18"/>
-                <w:lang w:eastAsia="ru-RU"/>
+                <w:rFonts w:ascii="Arial" w:hAnsi="Arial" w:cs="Arial"/>
+                <w:sz w:val="18"/>
+                <w:szCs w:val="18"/>
               </w:rPr>
               <w:t>complet</w:t>
+            </w:r>
+            <w:proofErr w:type="spellEnd"/>
+            <w:r>
+              <w:rPr>
+                <w:rFonts w:ascii="Arial" w:hAnsi="Arial" w:cs="Arial"/>
+                <w:sz w:val="18"/>
+                <w:szCs w:val="18"/>
+              </w:rPr>
+              <w:t xml:space="preserve"> </w:t>
+            </w:r>
+            <w:proofErr w:type="spellStart"/>
+            <w:r>
+              <w:rPr>
+                <w:rFonts w:ascii="Arial" w:hAnsi="Arial" w:cs="Arial"/>
+                <w:sz w:val="18"/>
+                <w:szCs w:val="18"/>
+              </w:rPr>
+              <w:t>du</w:t>
+            </w:r>
+            <w:proofErr w:type="spellEnd"/>
+            <w:r>
+              <w:rPr>
+                <w:rFonts w:ascii="Arial" w:hAnsi="Arial" w:cs="Arial"/>
+                <w:sz w:val="18"/>
+                <w:szCs w:val="18"/>
+              </w:rPr>
+              <w:t xml:space="preserve"> </w:t>
+            </w:r>
+            <w:proofErr w:type="spellStart"/>
+            <w:r>
+              <w:rPr>
+                <w:rFonts w:ascii="Arial" w:hAnsi="Arial" w:cs="Arial"/>
+                <w:sz w:val="18"/>
+                <w:szCs w:val="18"/>
+              </w:rPr>
+              <w:t>référent</w:t>
             </w:r>
             <w:proofErr w:type="spellEnd"/>
           </w:p>
@@ -4744,20 +4692,18 @@
                 <w:rFonts w:ascii="Arial" w:eastAsia="Times New Roman" w:hAnsi="Arial" w:cs="Arial"/>
                 <w:sz w:val="18"/>
                 <w:szCs w:val="18"/>
-                <w:lang w:eastAsia="ru-RU"/>
-              </w:rPr>
-            </w:pPr>
-            <w:proofErr w:type="spellStart"/>
-            <w:r>
-              <w:rPr>
-                <w:rFonts w:ascii="Arial" w:eastAsia="Times New Roman" w:hAnsi="Arial" w:cs="Arial"/>
-                <w:sz w:val="18"/>
-                <w:szCs w:val="18"/>
-                <w:lang w:eastAsia="ru-RU"/>
-              </w:rPr>
-              <w:t>Relation</w:t>
-            </w:r>
-            <w:proofErr w:type="spellEnd"/>
+                <w:lang w:val="en-US" w:eastAsia="ru-RU"/>
+              </w:rPr>
+            </w:pPr>
+            <w:r>
+              <w:rPr>
+                <w:rFonts w:ascii="Arial" w:hAnsi="Arial" w:cs="Arial"/>
+                <w:sz w:val="18"/>
+                <w:szCs w:val="18"/>
+                <w:lang w:val="fr-CH"/>
+              </w:rPr>
+              <w:t>Lien de parenté, nom de parenté, prénom</w:t>
+            </w:r>
           </w:p>
         </w:tc>
         <w:tc>
@@ -5349,27 +5295,16 @@
                 <w:szCs w:val="18"/>
                 <w:lang w:val="en-US" w:eastAsia="ru-RU"/>
               </w:rPr>
-              <w:t>('%</w:t>
-            </w:r>
-            <w:proofErr w:type="spellStart"/>
-            <w:r>
-              <w:rPr>
-                <w:rFonts w:ascii="Arial" w:eastAsia="Times New Roman" w:hAnsi="Arial" w:cs="Arial"/>
-                <w:sz w:val="18"/>
-                <w:szCs w:val="18"/>
-                <w:lang w:val="en-US" w:eastAsia="ru-RU"/>
-              </w:rPr>
-              <w:t>d.%m.%Y</w:t>
-            </w:r>
-            <w:proofErr w:type="spellEnd"/>
-            <w:r>
-              <w:rPr>
-                <w:rFonts w:ascii="Arial" w:eastAsia="Times New Roman" w:hAnsi="Arial" w:cs="Arial"/>
-                <w:sz w:val="18"/>
-                <w:szCs w:val="18"/>
-                <w:lang w:val="en-US" w:eastAsia="ru-RU"/>
-              </w:rPr>
-              <w:t>')</w:t>
+              <w:t>('%d/%m/</w:t>
+            </w:r>
+            <w:r>
+              <w:rPr>
+                <w:rFonts w:ascii="Arial" w:eastAsia="Times New Roman" w:hAnsi="Arial" w:cs="Arial"/>
+                <w:sz w:val="18"/>
+                <w:szCs w:val="18"/>
+                <w:lang w:val="en-US" w:eastAsia="ru-RU"/>
+              </w:rPr>
+              <w:t>%Y')</w:t>
             </w:r>
             <w:r>
               <w:rPr>
@@ -5721,62 +5656,162 @@
             <w:proofErr w:type="spellStart"/>
             <w:r>
               <w:rPr>
-                <w:rFonts w:ascii="Arial" w:eastAsia="Times New Roman" w:hAnsi="Arial" w:cs="Arial"/>
-                <w:sz w:val="18"/>
-                <w:szCs w:val="18"/>
-                <w:lang w:val="en-US" w:eastAsia="ru-RU"/>
-              </w:rPr>
-              <w:t>Avez-vous</w:t>
-            </w:r>
-            <w:proofErr w:type="spellEnd"/>
-            <w:r>
-              <w:rPr>
-                <w:rFonts w:ascii="Arial" w:eastAsia="Times New Roman" w:hAnsi="Arial" w:cs="Arial"/>
-                <w:sz w:val="18"/>
-                <w:szCs w:val="18"/>
-                <w:lang w:val="en-US" w:eastAsia="ru-RU"/>
-              </w:rPr>
-              <w:t xml:space="preserve"> des maladies </w:t>
-            </w:r>
-            <w:proofErr w:type="spellStart"/>
-            <w:r>
-              <w:rPr>
-                <w:rFonts w:ascii="Arial" w:eastAsia="Times New Roman" w:hAnsi="Arial" w:cs="Arial"/>
-                <w:sz w:val="18"/>
-                <w:szCs w:val="18"/>
-                <w:lang w:val="en-US" w:eastAsia="ru-RU"/>
-              </w:rPr>
-              <w:t>professionnelles</w:t>
-            </w:r>
-            <w:proofErr w:type="spellEnd"/>
-            <w:r>
-              <w:rPr>
-                <w:rFonts w:ascii="Arial" w:eastAsia="Times New Roman" w:hAnsi="Arial" w:cs="Arial"/>
-                <w:sz w:val="18"/>
-                <w:szCs w:val="18"/>
-                <w:lang w:val="en-US" w:eastAsia="ru-RU"/>
+                <w:rFonts w:ascii="Arial" w:hAnsi="Arial" w:cs="Arial"/>
+                <w:sz w:val="18"/>
+                <w:szCs w:val="18"/>
+                <w:lang w:val="en-US"/>
+              </w:rPr>
+              <w:t>Souffrez-vous</w:t>
+            </w:r>
+            <w:proofErr w:type="spellEnd"/>
+            <w:r>
+              <w:rPr>
+                <w:rFonts w:ascii="Arial" w:hAnsi="Arial" w:cs="Arial"/>
+                <w:sz w:val="18"/>
+                <w:szCs w:val="18"/>
+                <w:lang w:val="en-US"/>
               </w:rPr>
               <w:t xml:space="preserve"> </w:t>
             </w:r>
             <w:proofErr w:type="spellStart"/>
             <w:r>
               <w:rPr>
-                <w:rFonts w:ascii="Arial" w:eastAsia="Times New Roman" w:hAnsi="Arial" w:cs="Arial"/>
-                <w:sz w:val="18"/>
-                <w:szCs w:val="18"/>
-                <w:lang w:val="en-US" w:eastAsia="ru-RU"/>
+                <w:rFonts w:ascii="Arial" w:hAnsi="Arial" w:cs="Arial"/>
+                <w:sz w:val="18"/>
+                <w:szCs w:val="18"/>
+                <w:lang w:val="en-US"/>
+              </w:rPr>
+              <w:t>d’une</w:t>
+            </w:r>
+            <w:proofErr w:type="spellEnd"/>
+            <w:r>
+              <w:rPr>
+                <w:rFonts w:ascii="Arial" w:hAnsi="Arial" w:cs="Arial"/>
+                <w:sz w:val="18"/>
+                <w:szCs w:val="18"/>
+                <w:lang w:val="en-US"/>
+              </w:rPr>
+              <w:t xml:space="preserve"> </w:t>
+            </w:r>
+            <w:proofErr w:type="spellStart"/>
+            <w:r>
+              <w:rPr>
+                <w:rFonts w:ascii="Arial" w:hAnsi="Arial" w:cs="Arial"/>
+                <w:sz w:val="18"/>
+                <w:szCs w:val="18"/>
+                <w:lang w:val="en-US"/>
+              </w:rPr>
+              <w:t>atteinte</w:t>
+            </w:r>
+            <w:proofErr w:type="spellEnd"/>
+            <w:r>
+              <w:rPr>
+                <w:rFonts w:ascii="Arial" w:hAnsi="Arial" w:cs="Arial"/>
+                <w:sz w:val="18"/>
+                <w:szCs w:val="18"/>
+                <w:lang w:val="en-US"/>
+              </w:rPr>
+              <w:t xml:space="preserve"> à la santé </w:t>
+            </w:r>
+            <w:proofErr w:type="spellStart"/>
+            <w:r>
+              <w:rPr>
+                <w:rFonts w:ascii="Arial" w:hAnsi="Arial" w:cs="Arial"/>
+                <w:sz w:val="18"/>
+                <w:szCs w:val="18"/>
+                <w:lang w:val="en-US"/>
               </w:rPr>
               <w:t>ou</w:t>
             </w:r>
             <w:proofErr w:type="spellEnd"/>
             <w:r>
               <w:rPr>
-                <w:rFonts w:ascii="Arial" w:eastAsia="Times New Roman" w:hAnsi="Arial" w:cs="Arial"/>
-                <w:sz w:val="18"/>
-                <w:szCs w:val="18"/>
-                <w:lang w:val="en-US" w:eastAsia="ru-RU"/>
-              </w:rPr>
-              <w:t xml:space="preserve"> un handicap?</w:t>
+                <w:rFonts w:ascii="Arial" w:hAnsi="Arial" w:cs="Arial"/>
+                <w:sz w:val="18"/>
+                <w:szCs w:val="18"/>
+                <w:lang w:val="en-US"/>
+              </w:rPr>
+              <w:t xml:space="preserve"> d’un handicap susceptible </w:t>
+            </w:r>
+            <w:proofErr w:type="spellStart"/>
+            <w:r>
+              <w:rPr>
+                <w:rFonts w:ascii="Arial" w:hAnsi="Arial" w:cs="Arial"/>
+                <w:sz w:val="18"/>
+                <w:szCs w:val="18"/>
+                <w:lang w:val="en-US"/>
+              </w:rPr>
+              <w:t>d’influencer</w:t>
+            </w:r>
+            <w:proofErr w:type="spellEnd"/>
+            <w:r>
+              <w:rPr>
+                <w:rFonts w:ascii="Arial" w:hAnsi="Arial" w:cs="Arial"/>
+                <w:sz w:val="18"/>
+                <w:szCs w:val="18"/>
+                <w:lang w:val="en-US"/>
+              </w:rPr>
+              <w:t xml:space="preserve"> </w:t>
+            </w:r>
+            <w:proofErr w:type="spellStart"/>
+            <w:r>
+              <w:rPr>
+                <w:rFonts w:ascii="Arial" w:hAnsi="Arial" w:cs="Arial"/>
+                <w:sz w:val="18"/>
+                <w:szCs w:val="18"/>
+                <w:lang w:val="en-US"/>
+              </w:rPr>
+              <w:t>l’exercice</w:t>
+            </w:r>
+            <w:proofErr w:type="spellEnd"/>
+            <w:r>
+              <w:rPr>
+                <w:rFonts w:ascii="Arial" w:hAnsi="Arial" w:cs="Arial"/>
+                <w:sz w:val="18"/>
+                <w:szCs w:val="18"/>
+                <w:lang w:val="en-US"/>
+              </w:rPr>
+              <w:t xml:space="preserve"> de </w:t>
+            </w:r>
+            <w:proofErr w:type="spellStart"/>
+            <w:r>
+              <w:rPr>
+                <w:rFonts w:ascii="Arial" w:hAnsi="Arial" w:cs="Arial"/>
+                <w:sz w:val="18"/>
+                <w:szCs w:val="18"/>
+                <w:lang w:val="en-US"/>
+              </w:rPr>
+              <w:t>l’activité</w:t>
+            </w:r>
+            <w:proofErr w:type="spellEnd"/>
+            <w:r>
+              <w:rPr>
+                <w:rFonts w:ascii="Arial" w:hAnsi="Arial" w:cs="Arial"/>
+                <w:sz w:val="18"/>
+                <w:szCs w:val="18"/>
+                <w:lang w:val="en-US"/>
+              </w:rPr>
+              <w:t xml:space="preserve"> </w:t>
+            </w:r>
+            <w:proofErr w:type="spellStart"/>
+            <w:r>
+              <w:rPr>
+                <w:rFonts w:ascii="Arial" w:hAnsi="Arial" w:cs="Arial"/>
+                <w:sz w:val="18"/>
+                <w:szCs w:val="18"/>
+                <w:lang w:val="en-US"/>
+              </w:rPr>
+              <w:t>professionnelle</w:t>
+            </w:r>
+            <w:proofErr w:type="spellEnd"/>
+            <w:r>
+              <w:rPr>
+                <w:rFonts w:ascii="Arial" w:hAnsi="Arial" w:cs="Arial"/>
+                <w:sz w:val="18"/>
+                <w:szCs w:val="18"/>
+                <w:lang w:val="en-US"/>
+              </w:rPr>
+              <w:t>?</w:t>
             </w:r>
           </w:p>
         </w:tc>
@@ -5900,110 +5935,130 @@
             </w:pPr>
             <w:r>
               <w:rPr>
-                <w:rFonts w:ascii="Arial" w:eastAsia="Times New Roman" w:hAnsi="Arial" w:cs="Arial"/>
-                <w:sz w:val="18"/>
-                <w:szCs w:val="18"/>
-                <w:lang w:val="en-US" w:eastAsia="ru-RU"/>
+                <w:rFonts w:ascii="Arial" w:hAnsi="Arial" w:cs="Arial"/>
+                <w:sz w:val="18"/>
+                <w:szCs w:val="18"/>
+                <w:lang w:val="en-US"/>
               </w:rPr>
               <w:t xml:space="preserve">Comment </w:t>
             </w:r>
             <w:proofErr w:type="spellStart"/>
             <w:r>
               <w:rPr>
-                <w:rFonts w:ascii="Arial" w:eastAsia="Times New Roman" w:hAnsi="Arial" w:cs="Arial"/>
-                <w:sz w:val="18"/>
-                <w:szCs w:val="18"/>
-                <w:lang w:val="en-US" w:eastAsia="ru-RU"/>
-              </w:rPr>
-              <w:t>vous</w:t>
-            </w:r>
-            <w:proofErr w:type="spellEnd"/>
-            <w:r>
-              <w:rPr>
-                <w:rFonts w:ascii="Arial" w:eastAsia="Times New Roman" w:hAnsi="Arial" w:cs="Arial"/>
-                <w:sz w:val="18"/>
-                <w:szCs w:val="18"/>
-                <w:lang w:val="en-US" w:eastAsia="ru-RU"/>
+                <w:rFonts w:ascii="Arial" w:hAnsi="Arial" w:cs="Arial"/>
+                <w:sz w:val="18"/>
+                <w:szCs w:val="18"/>
+                <w:lang w:val="en-US"/>
+              </w:rPr>
+              <w:t>avez-vous</w:t>
+            </w:r>
+            <w:proofErr w:type="spellEnd"/>
+            <w:r>
+              <w:rPr>
+                <w:rFonts w:ascii="Arial" w:hAnsi="Arial" w:cs="Arial"/>
+                <w:sz w:val="18"/>
+                <w:szCs w:val="18"/>
+                <w:lang w:val="en-US"/>
               </w:rPr>
               <w:t xml:space="preserve"> </w:t>
             </w:r>
             <w:proofErr w:type="spellStart"/>
             <w:r>
               <w:rPr>
-                <w:rFonts w:ascii="Arial" w:eastAsia="Times New Roman" w:hAnsi="Arial" w:cs="Arial"/>
-                <w:sz w:val="18"/>
-                <w:szCs w:val="18"/>
-                <w:lang w:val="en-US" w:eastAsia="ru-RU"/>
-              </w:rPr>
-              <w:t>avez</w:t>
-            </w:r>
-            <w:proofErr w:type="spellEnd"/>
-            <w:r>
-              <w:rPr>
-                <w:rFonts w:ascii="Arial" w:eastAsia="Times New Roman" w:hAnsi="Arial" w:cs="Arial"/>
-                <w:sz w:val="18"/>
-                <w:szCs w:val="18"/>
-                <w:lang w:val="en-US" w:eastAsia="ru-RU"/>
+                <w:rFonts w:ascii="Arial" w:hAnsi="Arial" w:cs="Arial"/>
+                <w:sz w:val="18"/>
+                <w:szCs w:val="18"/>
+                <w:lang w:val="en-US"/>
+              </w:rPr>
+              <w:t>pris</w:t>
+            </w:r>
+            <w:proofErr w:type="spellEnd"/>
+            <w:r>
+              <w:rPr>
+                <w:rFonts w:ascii="Arial" w:hAnsi="Arial" w:cs="Arial"/>
+                <w:sz w:val="18"/>
+                <w:szCs w:val="18"/>
+                <w:lang w:val="en-US"/>
               </w:rPr>
               <w:t xml:space="preserve"> </w:t>
             </w:r>
             <w:proofErr w:type="spellStart"/>
             <w:r>
               <w:rPr>
-                <w:rFonts w:ascii="Arial" w:eastAsia="Times New Roman" w:hAnsi="Arial" w:cs="Arial"/>
-                <w:sz w:val="18"/>
-                <w:szCs w:val="18"/>
-                <w:lang w:val="en-US" w:eastAsia="ru-RU"/>
-              </w:rPr>
-              <w:t>appris</w:t>
-            </w:r>
-            <w:proofErr w:type="spellEnd"/>
-            <w:r>
-              <w:rPr>
-                <w:rFonts w:ascii="Arial" w:eastAsia="Times New Roman" w:hAnsi="Arial" w:cs="Arial"/>
-                <w:sz w:val="18"/>
-                <w:szCs w:val="18"/>
-                <w:lang w:val="en-US" w:eastAsia="ru-RU"/>
+                <w:rFonts w:ascii="Arial" w:hAnsi="Arial" w:cs="Arial"/>
+                <w:sz w:val="18"/>
+                <w:szCs w:val="18"/>
+                <w:lang w:val="en-US"/>
+              </w:rPr>
+              <w:t>connaissance</w:t>
+            </w:r>
+            <w:proofErr w:type="spellEnd"/>
+            <w:r>
+              <w:rPr>
+                <w:rFonts w:ascii="Arial" w:hAnsi="Arial" w:cs="Arial"/>
+                <w:sz w:val="18"/>
+                <w:szCs w:val="18"/>
+                <w:lang w:val="en-US"/>
               </w:rPr>
               <w:t xml:space="preserve"> de </w:t>
             </w:r>
             <w:proofErr w:type="spellStart"/>
             <w:r>
               <w:rPr>
-                <w:rFonts w:ascii="Arial" w:eastAsia="Times New Roman" w:hAnsi="Arial" w:cs="Arial"/>
-                <w:sz w:val="18"/>
-                <w:szCs w:val="18"/>
-                <w:lang w:val="en-US" w:eastAsia="ru-RU"/>
+                <w:rFonts w:ascii="Arial" w:hAnsi="Arial" w:cs="Arial"/>
+                <w:sz w:val="18"/>
+                <w:szCs w:val="18"/>
+                <w:lang w:val="en-US"/>
               </w:rPr>
               <w:t>notre</w:t>
             </w:r>
             <w:proofErr w:type="spellEnd"/>
             <w:r>
               <w:rPr>
-                <w:rFonts w:ascii="Arial" w:eastAsia="Times New Roman" w:hAnsi="Arial" w:cs="Arial"/>
-                <w:sz w:val="18"/>
-                <w:szCs w:val="18"/>
-                <w:lang w:val="en-US" w:eastAsia="ru-RU"/>
+                <w:rFonts w:ascii="Arial" w:hAnsi="Arial" w:cs="Arial"/>
+                <w:sz w:val="18"/>
+                <w:szCs w:val="18"/>
+                <w:lang w:val="en-US"/>
               </w:rPr>
               <w:t xml:space="preserve"> </w:t>
             </w:r>
             <w:proofErr w:type="spellStart"/>
             <w:r>
               <w:rPr>
-                <w:rFonts w:ascii="Arial" w:eastAsia="Times New Roman" w:hAnsi="Arial" w:cs="Arial"/>
-                <w:sz w:val="18"/>
-                <w:szCs w:val="18"/>
-                <w:lang w:val="en-US" w:eastAsia="ru-RU"/>
-              </w:rPr>
-              <w:t>poste</w:t>
-            </w:r>
-            <w:proofErr w:type="spellEnd"/>
-            <w:r>
-              <w:rPr>
-                <w:rFonts w:ascii="Arial" w:eastAsia="Times New Roman" w:hAnsi="Arial" w:cs="Arial"/>
-                <w:sz w:val="18"/>
-                <w:szCs w:val="18"/>
-                <w:lang w:val="en-US" w:eastAsia="ru-RU"/>
+                <w:rFonts w:ascii="Arial" w:hAnsi="Arial" w:cs="Arial"/>
+                <w:sz w:val="18"/>
+                <w:szCs w:val="18"/>
+                <w:lang w:val="en-US"/>
+              </w:rPr>
+              <w:t>offre</w:t>
+            </w:r>
+            <w:proofErr w:type="spellEnd"/>
+            <w:r>
+              <w:rPr>
+                <w:rFonts w:ascii="Arial" w:hAnsi="Arial" w:cs="Arial"/>
+                <w:sz w:val="18"/>
+                <w:szCs w:val="18"/>
+                <w:lang w:val="en-US"/>
+              </w:rPr>
+              <w:t xml:space="preserve"> </w:t>
+            </w:r>
+            <w:proofErr w:type="spellStart"/>
+            <w:r>
+              <w:rPr>
+                <w:rFonts w:ascii="Arial" w:hAnsi="Arial" w:cs="Arial"/>
+                <w:sz w:val="18"/>
+                <w:szCs w:val="18"/>
+                <w:lang w:val="en-US"/>
+              </w:rPr>
+              <w:t>d’emploi</w:t>
+            </w:r>
+            <w:proofErr w:type="spellEnd"/>
+            <w:r>
+              <w:rPr>
+                <w:rFonts w:ascii="Arial" w:hAnsi="Arial" w:cs="Arial"/>
+                <w:sz w:val="18"/>
+                <w:szCs w:val="18"/>
+                <w:lang w:val="en-US"/>
               </w:rPr>
               <w:t>?</w:t>
             </w:r>
@@ -6130,180 +6185,202 @@
             <w:proofErr w:type="spellStart"/>
             <w:r>
               <w:rPr>
-                <w:rFonts w:ascii="Arial" w:eastAsia="Times New Roman" w:hAnsi="Arial" w:cs="Arial"/>
-                <w:sz w:val="18"/>
-                <w:szCs w:val="18"/>
-                <w:lang w:val="en-US" w:eastAsia="ru-RU"/>
-              </w:rPr>
-              <w:t>Avez-vous</w:t>
-            </w:r>
-            <w:proofErr w:type="spellEnd"/>
-            <w:r>
-              <w:rPr>
-                <w:rFonts w:ascii="Arial" w:eastAsia="Times New Roman" w:hAnsi="Arial" w:cs="Arial"/>
-                <w:sz w:val="18"/>
-                <w:szCs w:val="18"/>
-                <w:lang w:val="en-US" w:eastAsia="ru-RU"/>
+                <w:rFonts w:ascii="Arial" w:hAnsi="Arial" w:cs="Arial"/>
+                <w:sz w:val="18"/>
+                <w:szCs w:val="18"/>
+                <w:lang w:val="en-US"/>
+              </w:rPr>
+              <w:t>Avez</w:t>
+            </w:r>
+            <w:proofErr w:type="spellEnd"/>
+            <w:r>
+              <w:rPr>
+                <w:rFonts w:ascii="Arial" w:hAnsi="Arial" w:cs="Arial"/>
+                <w:color w:val="000000"/>
+                <w:sz w:val="18"/>
+                <w:szCs w:val="18"/>
+                <w:lang w:val="fr-CH"/>
+              </w:rPr>
+              <w:t>-</w:t>
+            </w:r>
+            <w:proofErr w:type="spellStart"/>
+            <w:r>
+              <w:rPr>
+                <w:rFonts w:ascii="Arial" w:hAnsi="Arial" w:cs="Arial"/>
+                <w:sz w:val="18"/>
+                <w:szCs w:val="18"/>
+                <w:lang w:val="en-US"/>
+              </w:rPr>
+              <w:t>vous</w:t>
+            </w:r>
+            <w:proofErr w:type="spellEnd"/>
+            <w:r>
+              <w:rPr>
+                <w:rFonts w:ascii="Arial" w:hAnsi="Arial" w:cs="Arial"/>
+                <w:sz w:val="18"/>
+                <w:szCs w:val="18"/>
+                <w:lang w:val="en-US"/>
               </w:rPr>
               <w:t xml:space="preserve"> des </w:t>
             </w:r>
             <w:proofErr w:type="spellStart"/>
             <w:r>
               <w:rPr>
-                <w:rFonts w:ascii="Arial" w:eastAsia="Times New Roman" w:hAnsi="Arial" w:cs="Arial"/>
-                <w:sz w:val="18"/>
-                <w:szCs w:val="18"/>
-                <w:lang w:val="en-US" w:eastAsia="ru-RU"/>
+                <w:rFonts w:ascii="Arial" w:hAnsi="Arial" w:cs="Arial"/>
+                <w:sz w:val="18"/>
+                <w:szCs w:val="18"/>
+                <w:lang w:val="en-US"/>
               </w:rPr>
               <w:t>amis</w:t>
             </w:r>
             <w:proofErr w:type="spellEnd"/>
             <w:r>
               <w:rPr>
-                <w:rFonts w:ascii="Arial" w:eastAsia="Times New Roman" w:hAnsi="Arial" w:cs="Arial"/>
-                <w:sz w:val="18"/>
-                <w:szCs w:val="18"/>
-                <w:lang w:val="en-US" w:eastAsia="ru-RU"/>
+                <w:rFonts w:ascii="Arial" w:hAnsi="Arial" w:cs="Arial"/>
+                <w:sz w:val="18"/>
+                <w:szCs w:val="18"/>
+                <w:lang w:val="en-US"/>
               </w:rPr>
               <w:t xml:space="preserve"> </w:t>
             </w:r>
             <w:proofErr w:type="spellStart"/>
             <w:r>
               <w:rPr>
-                <w:rFonts w:ascii="Arial" w:eastAsia="Times New Roman" w:hAnsi="Arial" w:cs="Arial"/>
-                <w:sz w:val="18"/>
-                <w:szCs w:val="18"/>
-                <w:lang w:val="en-US" w:eastAsia="ru-RU"/>
+                <w:rFonts w:ascii="Arial" w:hAnsi="Arial" w:cs="Arial"/>
+                <w:sz w:val="18"/>
+                <w:szCs w:val="18"/>
+                <w:lang w:val="en-US"/>
               </w:rPr>
               <w:t>ou</w:t>
             </w:r>
             <w:proofErr w:type="spellEnd"/>
             <w:r>
               <w:rPr>
-                <w:rFonts w:ascii="Arial" w:eastAsia="Times New Roman" w:hAnsi="Arial" w:cs="Arial"/>
-                <w:sz w:val="18"/>
-                <w:szCs w:val="18"/>
-                <w:lang w:val="en-US" w:eastAsia="ru-RU"/>
+                <w:rFonts w:ascii="Arial" w:hAnsi="Arial" w:cs="Arial"/>
+                <w:sz w:val="18"/>
+                <w:szCs w:val="18"/>
+                <w:lang w:val="en-US"/>
+              </w:rPr>
+              <w:t xml:space="preserve"> des members de </w:t>
+            </w:r>
+            <w:proofErr w:type="spellStart"/>
+            <w:r>
+              <w:rPr>
+                <w:rFonts w:ascii="Arial" w:hAnsi="Arial" w:cs="Arial"/>
+                <w:sz w:val="18"/>
+                <w:szCs w:val="18"/>
+                <w:lang w:val="en-US"/>
+              </w:rPr>
+              <w:t>votre</w:t>
+            </w:r>
+            <w:proofErr w:type="spellEnd"/>
+            <w:r>
+              <w:rPr>
+                <w:rFonts w:ascii="Arial" w:hAnsi="Arial" w:cs="Arial"/>
+                <w:sz w:val="18"/>
+                <w:szCs w:val="18"/>
+                <w:lang w:val="en-US"/>
               </w:rPr>
               <w:t xml:space="preserve"> </w:t>
             </w:r>
             <w:proofErr w:type="spellStart"/>
             <w:r>
               <w:rPr>
-                <w:rFonts w:ascii="Arial" w:eastAsia="Times New Roman" w:hAnsi="Arial" w:cs="Arial"/>
-                <w:sz w:val="18"/>
-                <w:szCs w:val="18"/>
-                <w:lang w:val="en-US" w:eastAsia="ru-RU"/>
-              </w:rPr>
-              <w:t>membres</w:t>
-            </w:r>
-            <w:proofErr w:type="spellEnd"/>
-            <w:r>
-              <w:rPr>
-                <w:rFonts w:ascii="Arial" w:eastAsia="Times New Roman" w:hAnsi="Arial" w:cs="Arial"/>
-                <w:sz w:val="18"/>
-                <w:szCs w:val="18"/>
-                <w:lang w:val="en-US" w:eastAsia="ru-RU"/>
-              </w:rPr>
-              <w:t xml:space="preserve"> de </w:t>
-            </w:r>
-            <w:proofErr w:type="spellStart"/>
-            <w:r>
-              <w:rPr>
-                <w:rFonts w:ascii="Arial" w:eastAsia="Times New Roman" w:hAnsi="Arial" w:cs="Arial"/>
-                <w:sz w:val="18"/>
-                <w:szCs w:val="18"/>
-                <w:lang w:val="en-US" w:eastAsia="ru-RU"/>
+                <w:rFonts w:ascii="Arial" w:hAnsi="Arial" w:cs="Arial"/>
+                <w:sz w:val="18"/>
+                <w:szCs w:val="18"/>
+                <w:lang w:val="en-US"/>
               </w:rPr>
               <w:t>famille</w:t>
             </w:r>
             <w:proofErr w:type="spellEnd"/>
             <w:r>
               <w:rPr>
-                <w:rFonts w:ascii="Arial" w:eastAsia="Times New Roman" w:hAnsi="Arial" w:cs="Arial"/>
-                <w:sz w:val="18"/>
-                <w:szCs w:val="18"/>
-                <w:lang w:val="en-US" w:eastAsia="ru-RU"/>
+                <w:rFonts w:ascii="Arial" w:hAnsi="Arial" w:cs="Arial"/>
+                <w:sz w:val="18"/>
+                <w:szCs w:val="18"/>
+                <w:lang w:val="en-US"/>
               </w:rPr>
               <w:t xml:space="preserve"> qui </w:t>
             </w:r>
             <w:proofErr w:type="spellStart"/>
             <w:r>
               <w:rPr>
-                <w:rFonts w:ascii="Arial" w:eastAsia="Times New Roman" w:hAnsi="Arial" w:cs="Arial"/>
-                <w:sz w:val="18"/>
-                <w:szCs w:val="18"/>
-                <w:lang w:val="en-US" w:eastAsia="ru-RU"/>
+                <w:rFonts w:ascii="Arial" w:hAnsi="Arial" w:cs="Arial"/>
+                <w:sz w:val="18"/>
+                <w:szCs w:val="18"/>
+                <w:lang w:val="en-US"/>
               </w:rPr>
               <w:t>travaillent</w:t>
             </w:r>
             <w:proofErr w:type="spellEnd"/>
             <w:r>
               <w:rPr>
-                <w:rFonts w:ascii="Arial" w:eastAsia="Times New Roman" w:hAnsi="Arial" w:cs="Arial"/>
-                <w:sz w:val="18"/>
-                <w:szCs w:val="18"/>
-                <w:lang w:val="en-US" w:eastAsia="ru-RU"/>
+                <w:rFonts w:ascii="Arial" w:hAnsi="Arial" w:cs="Arial"/>
+                <w:sz w:val="18"/>
+                <w:szCs w:val="18"/>
+                <w:lang w:val="en-US"/>
               </w:rPr>
               <w:t xml:space="preserve"> </w:t>
             </w:r>
             <w:proofErr w:type="spellStart"/>
             <w:r>
               <w:rPr>
-                <w:rFonts w:ascii="Arial" w:eastAsia="Times New Roman" w:hAnsi="Arial" w:cs="Arial"/>
-                <w:sz w:val="18"/>
-                <w:szCs w:val="18"/>
-                <w:lang w:val="en-US" w:eastAsia="ru-RU"/>
+                <w:rFonts w:ascii="Arial" w:hAnsi="Arial" w:cs="Arial"/>
+                <w:sz w:val="18"/>
+                <w:szCs w:val="18"/>
+                <w:lang w:val="en-US"/>
               </w:rPr>
               <w:t>dans</w:t>
             </w:r>
             <w:proofErr w:type="spellEnd"/>
             <w:r>
               <w:rPr>
-                <w:rFonts w:ascii="Arial" w:eastAsia="Times New Roman" w:hAnsi="Arial" w:cs="Arial"/>
-                <w:sz w:val="18"/>
-                <w:szCs w:val="18"/>
-                <w:lang w:val="en-US" w:eastAsia="ru-RU"/>
+                <w:rFonts w:ascii="Arial" w:hAnsi="Arial" w:cs="Arial"/>
+                <w:sz w:val="18"/>
+                <w:szCs w:val="18"/>
+                <w:lang w:val="en-US"/>
               </w:rPr>
               <w:t xml:space="preserve"> </w:t>
             </w:r>
             <w:proofErr w:type="spellStart"/>
             <w:r>
               <w:rPr>
-                <w:rFonts w:ascii="Arial" w:eastAsia="Times New Roman" w:hAnsi="Arial" w:cs="Arial"/>
-                <w:sz w:val="18"/>
-                <w:szCs w:val="18"/>
-                <w:lang w:val="en-US" w:eastAsia="ru-RU"/>
+                <w:rFonts w:ascii="Arial" w:hAnsi="Arial" w:cs="Arial"/>
+                <w:sz w:val="18"/>
+                <w:szCs w:val="18"/>
+                <w:lang w:val="en-US"/>
               </w:rPr>
               <w:t>notre</w:t>
             </w:r>
             <w:proofErr w:type="spellEnd"/>
             <w:r>
               <w:rPr>
-                <w:rFonts w:ascii="Arial" w:eastAsia="Times New Roman" w:hAnsi="Arial" w:cs="Arial"/>
-                <w:sz w:val="18"/>
-                <w:szCs w:val="18"/>
-                <w:lang w:val="en-US" w:eastAsia="ru-RU"/>
+                <w:rFonts w:ascii="Arial" w:hAnsi="Arial" w:cs="Arial"/>
+                <w:sz w:val="18"/>
+                <w:szCs w:val="18"/>
+                <w:lang w:val="en-US"/>
               </w:rPr>
               <w:t xml:space="preserve"> </w:t>
             </w:r>
             <w:proofErr w:type="spellStart"/>
             <w:r>
               <w:rPr>
-                <w:rFonts w:ascii="Arial" w:eastAsia="Times New Roman" w:hAnsi="Arial" w:cs="Arial"/>
-                <w:sz w:val="18"/>
-                <w:szCs w:val="18"/>
-                <w:lang w:val="en-US" w:eastAsia="ru-RU"/>
-              </w:rPr>
-              <w:t>compagnie</w:t>
-            </w:r>
-            <w:proofErr w:type="spellEnd"/>
-            <w:r>
-              <w:rPr>
-                <w:rFonts w:ascii="Arial" w:eastAsia="Times New Roman" w:hAnsi="Arial" w:cs="Arial"/>
-                <w:sz w:val="18"/>
-                <w:szCs w:val="18"/>
-                <w:lang w:val="en-US" w:eastAsia="ru-RU"/>
+                <w:rFonts w:ascii="Arial" w:hAnsi="Arial" w:cs="Arial"/>
+                <w:sz w:val="18"/>
+                <w:szCs w:val="18"/>
+                <w:lang w:val="en-US"/>
+              </w:rPr>
+              <w:t>entreprise</w:t>
+            </w:r>
+            <w:proofErr w:type="spellEnd"/>
+            <w:r>
+              <w:rPr>
+                <w:rFonts w:ascii="Arial" w:hAnsi="Arial" w:cs="Arial"/>
+                <w:color w:val="000000"/>
+                <w:sz w:val="18"/>
+                <w:szCs w:val="18"/>
+                <w:lang w:val="fr-CH"/>
               </w:rPr>
               <w:t>?</w:t>
             </w:r>
@@ -6894,143 +6971,234 @@
                 <w:lang w:val="en-US" w:eastAsia="ru-RU"/>
               </w:rPr>
             </w:pPr>
-            <w:proofErr w:type="spellStart"/>
-            <w:r>
-              <w:rPr>
-                <w:rFonts w:ascii="Arial" w:eastAsia="Times New Roman" w:hAnsi="Arial" w:cs="Arial"/>
-                <w:sz w:val="18"/>
-                <w:szCs w:val="18"/>
-                <w:lang w:val="en-US" w:eastAsia="ru-RU"/>
-              </w:rPr>
-              <w:t>Autre</w:t>
-            </w:r>
-            <w:proofErr w:type="spellEnd"/>
-            <w:r>
-              <w:rPr>
-                <w:rFonts w:ascii="Arial" w:eastAsia="Times New Roman" w:hAnsi="Arial" w:cs="Arial"/>
-                <w:sz w:val="18"/>
-                <w:szCs w:val="18"/>
-                <w:lang w:val="en-US" w:eastAsia="ru-RU"/>
-              </w:rPr>
-              <w:t xml:space="preserve"> information de </w:t>
-            </w:r>
-            <w:proofErr w:type="spellStart"/>
-            <w:r>
-              <w:rPr>
-                <w:rFonts w:ascii="Arial" w:eastAsia="Times New Roman" w:hAnsi="Arial" w:cs="Arial"/>
-                <w:sz w:val="18"/>
-                <w:szCs w:val="18"/>
-                <w:lang w:val="en-US" w:eastAsia="ru-RU"/>
-              </w:rPr>
-              <w:t>vous-m</w:t>
-            </w:r>
-            <w:r>
-              <w:rPr>
-                <w:rFonts w:ascii="Calibri" w:eastAsia="Times New Roman" w:hAnsi="Calibri" w:cs="Calibri"/>
-                <w:sz w:val="18"/>
-                <w:szCs w:val="18"/>
-                <w:lang w:val="en-US" w:eastAsia="ru-RU"/>
-              </w:rPr>
-              <w:t>ê</w:t>
-            </w:r>
-            <w:r>
-              <w:rPr>
-                <w:rFonts w:ascii="Arial" w:eastAsia="Times New Roman" w:hAnsi="Arial" w:cs="Arial"/>
-                <w:sz w:val="18"/>
-                <w:szCs w:val="18"/>
-                <w:lang w:val="en-US" w:eastAsia="ru-RU"/>
-              </w:rPr>
-              <w:t>me</w:t>
-            </w:r>
-            <w:proofErr w:type="spellEnd"/>
-            <w:r>
-              <w:rPr>
-                <w:rFonts w:ascii="Arial" w:eastAsia="Times New Roman" w:hAnsi="Arial" w:cs="Arial"/>
-                <w:sz w:val="18"/>
-                <w:szCs w:val="18"/>
-                <w:lang w:val="en-US" w:eastAsia="ru-RU"/>
+            <w:r>
+              <w:rPr>
+                <w:rFonts w:ascii="Arial" w:hAnsi="Arial" w:cs="Arial"/>
+                <w:sz w:val="18"/>
+                <w:szCs w:val="18"/>
+                <w:lang w:val="en-US"/>
+              </w:rPr>
+              <w:t>Y a</w:t>
+            </w:r>
+            <w:r>
+              <w:rPr>
+                <w:rFonts w:ascii="Arial" w:hAnsi="Arial" w:cs="Arial"/>
+                <w:color w:val="000000"/>
+                <w:sz w:val="18"/>
+                <w:szCs w:val="18"/>
+                <w:lang w:val="fr-CH"/>
+              </w:rPr>
+              <w:t>-</w:t>
+            </w:r>
+            <w:r>
+              <w:rPr>
+                <w:rFonts w:ascii="Arial" w:hAnsi="Arial" w:cs="Arial"/>
+                <w:sz w:val="18"/>
+                <w:szCs w:val="18"/>
+                <w:lang w:val="en-US"/>
+              </w:rPr>
+              <w:t>t</w:t>
+            </w:r>
+            <w:r>
+              <w:rPr>
+                <w:rFonts w:ascii="Arial" w:hAnsi="Arial" w:cs="Arial"/>
+                <w:color w:val="000000"/>
+                <w:sz w:val="18"/>
+                <w:szCs w:val="18"/>
+                <w:lang w:val="fr-CH"/>
+              </w:rPr>
+              <w:t>-</w:t>
+            </w:r>
+            <w:proofErr w:type="spellStart"/>
+            <w:r>
+              <w:rPr>
+                <w:rFonts w:ascii="Arial" w:hAnsi="Arial" w:cs="Arial"/>
+                <w:sz w:val="18"/>
+                <w:szCs w:val="18"/>
+                <w:lang w:val="en-US"/>
+              </w:rPr>
+              <w:t>il</w:t>
+            </w:r>
+            <w:proofErr w:type="spellEnd"/>
+            <w:r>
+              <w:rPr>
+                <w:rFonts w:ascii="Arial" w:hAnsi="Arial" w:cs="Arial"/>
+                <w:sz w:val="18"/>
+                <w:szCs w:val="18"/>
+                <w:lang w:val="en-US"/>
+              </w:rPr>
+              <w:t xml:space="preserve"> d</w:t>
+            </w:r>
+            <w:r>
+              <w:rPr>
+                <w:rFonts w:ascii="Arial" w:hAnsi="Arial" w:cs="Arial"/>
+                <w:color w:val="000000"/>
+                <w:sz w:val="18"/>
+                <w:szCs w:val="18"/>
+                <w:lang w:val="fr-CH"/>
+              </w:rPr>
+              <w:t>’</w:t>
+            </w:r>
+            <w:proofErr w:type="spellStart"/>
+            <w:r>
+              <w:rPr>
+                <w:rFonts w:ascii="Arial" w:hAnsi="Arial" w:cs="Arial"/>
+                <w:sz w:val="18"/>
+                <w:szCs w:val="18"/>
+                <w:lang w:val="en-US"/>
+              </w:rPr>
+              <w:t>autres</w:t>
+            </w:r>
+            <w:proofErr w:type="spellEnd"/>
+            <w:r>
+              <w:rPr>
+                <w:rFonts w:ascii="Arial" w:hAnsi="Arial" w:cs="Arial"/>
+                <w:sz w:val="18"/>
+                <w:szCs w:val="18"/>
+                <w:lang w:val="en-US"/>
               </w:rPr>
               <w:t xml:space="preserve"> </w:t>
             </w:r>
             <w:proofErr w:type="spellStart"/>
             <w:r>
               <w:rPr>
-                <w:rFonts w:ascii="Arial" w:eastAsia="Times New Roman" w:hAnsi="Arial" w:cs="Arial"/>
-                <w:sz w:val="18"/>
-                <w:szCs w:val="18"/>
-                <w:lang w:val="en-US" w:eastAsia="ru-RU"/>
+                <w:rFonts w:ascii="Arial" w:hAnsi="Arial" w:cs="Arial"/>
+                <w:sz w:val="18"/>
+                <w:szCs w:val="18"/>
+                <w:lang w:val="en-US"/>
+              </w:rPr>
+              <w:t>informations</w:t>
+            </w:r>
+            <w:proofErr w:type="spellEnd"/>
+            <w:r>
+              <w:rPr>
+                <w:rFonts w:ascii="Arial" w:hAnsi="Arial" w:cs="Arial"/>
+                <w:sz w:val="18"/>
+                <w:szCs w:val="18"/>
+                <w:lang w:val="en-US"/>
+              </w:rPr>
+              <w:t xml:space="preserve"> </w:t>
+            </w:r>
+            <w:proofErr w:type="spellStart"/>
+            <w:r>
+              <w:rPr>
+                <w:rFonts w:ascii="Arial" w:hAnsi="Arial" w:cs="Arial"/>
+                <w:sz w:val="18"/>
+                <w:szCs w:val="18"/>
+                <w:lang w:val="en-US"/>
+              </w:rPr>
+              <w:t>vous</w:t>
+            </w:r>
+            <w:proofErr w:type="spellEnd"/>
+            <w:r>
+              <w:rPr>
+                <w:rFonts w:ascii="Arial" w:hAnsi="Arial" w:cs="Arial"/>
+                <w:sz w:val="18"/>
+                <w:szCs w:val="18"/>
+                <w:lang w:val="en-US"/>
+              </w:rPr>
+              <w:t xml:space="preserve"> </w:t>
+            </w:r>
+            <w:proofErr w:type="spellStart"/>
+            <w:r>
+              <w:rPr>
+                <w:rFonts w:ascii="Arial" w:hAnsi="Arial" w:cs="Arial"/>
+                <w:sz w:val="18"/>
+                <w:szCs w:val="18"/>
+                <w:lang w:val="en-US"/>
+              </w:rPr>
+              <w:t>concernant</w:t>
+            </w:r>
+            <w:proofErr w:type="spellEnd"/>
+            <w:r>
+              <w:rPr>
+                <w:rFonts w:ascii="Arial" w:hAnsi="Arial" w:cs="Arial"/>
+                <w:sz w:val="18"/>
+                <w:szCs w:val="18"/>
+                <w:lang w:val="en-US"/>
+              </w:rPr>
+              <w:t xml:space="preserve"> </w:t>
+            </w:r>
+            <w:proofErr w:type="spellStart"/>
+            <w:r>
+              <w:rPr>
+                <w:rFonts w:ascii="Arial" w:hAnsi="Arial" w:cs="Arial"/>
+                <w:sz w:val="18"/>
+                <w:szCs w:val="18"/>
+                <w:lang w:val="en-US"/>
               </w:rPr>
               <w:t>que</w:t>
             </w:r>
             <w:proofErr w:type="spellEnd"/>
             <w:r>
               <w:rPr>
-                <w:rFonts w:ascii="Arial" w:eastAsia="Times New Roman" w:hAnsi="Arial" w:cs="Arial"/>
-                <w:sz w:val="18"/>
-                <w:szCs w:val="18"/>
-                <w:lang w:val="en-US" w:eastAsia="ru-RU"/>
+                <w:rFonts w:ascii="Arial" w:hAnsi="Arial" w:cs="Arial"/>
+                <w:sz w:val="18"/>
+                <w:szCs w:val="18"/>
+                <w:lang w:val="en-US"/>
               </w:rPr>
               <w:t xml:space="preserve"> </w:t>
             </w:r>
             <w:proofErr w:type="spellStart"/>
             <w:r>
               <w:rPr>
-                <w:rFonts w:ascii="Arial" w:eastAsia="Times New Roman" w:hAnsi="Arial" w:cs="Arial"/>
-                <w:sz w:val="18"/>
-                <w:szCs w:val="18"/>
-                <w:lang w:val="en-US" w:eastAsia="ru-RU"/>
+                <w:rFonts w:ascii="Arial" w:hAnsi="Arial" w:cs="Arial"/>
+                <w:sz w:val="18"/>
+                <w:szCs w:val="18"/>
+                <w:lang w:val="en-US"/>
               </w:rPr>
               <w:t>vous</w:t>
             </w:r>
             <w:proofErr w:type="spellEnd"/>
             <w:r>
               <w:rPr>
-                <w:rFonts w:ascii="Arial" w:eastAsia="Times New Roman" w:hAnsi="Arial" w:cs="Arial"/>
-                <w:sz w:val="18"/>
-                <w:szCs w:val="18"/>
-                <w:lang w:val="en-US" w:eastAsia="ru-RU"/>
+                <w:rFonts w:ascii="Arial" w:hAnsi="Arial" w:cs="Arial"/>
+                <w:sz w:val="18"/>
+                <w:szCs w:val="18"/>
+                <w:lang w:val="en-US"/>
               </w:rPr>
               <w:t xml:space="preserve"> </w:t>
             </w:r>
             <w:proofErr w:type="spellStart"/>
             <w:r>
               <w:rPr>
-                <w:rFonts w:ascii="Arial" w:eastAsia="Times New Roman" w:hAnsi="Arial" w:cs="Arial"/>
-                <w:sz w:val="18"/>
-                <w:szCs w:val="18"/>
-                <w:lang w:val="en-US" w:eastAsia="ru-RU"/>
-              </w:rPr>
-              <w:t>voulez</w:t>
-            </w:r>
-            <w:proofErr w:type="spellEnd"/>
-            <w:r>
-              <w:rPr>
-                <w:rFonts w:ascii="Arial" w:eastAsia="Times New Roman" w:hAnsi="Arial" w:cs="Arial"/>
-                <w:sz w:val="18"/>
-                <w:szCs w:val="18"/>
-                <w:lang w:val="en-US" w:eastAsia="ru-RU"/>
+                <w:rFonts w:ascii="Arial" w:hAnsi="Arial" w:cs="Arial"/>
+                <w:sz w:val="18"/>
+                <w:szCs w:val="18"/>
+                <w:lang w:val="en-US"/>
+              </w:rPr>
+              <w:t>souhaitez</w:t>
+            </w:r>
+            <w:proofErr w:type="spellEnd"/>
+            <w:r>
+              <w:rPr>
+                <w:rFonts w:ascii="Arial" w:hAnsi="Arial" w:cs="Arial"/>
+                <w:sz w:val="18"/>
+                <w:szCs w:val="18"/>
+                <w:lang w:val="en-US"/>
               </w:rPr>
               <w:t xml:space="preserve"> </w:t>
             </w:r>
             <w:proofErr w:type="spellStart"/>
             <w:r>
               <w:rPr>
-                <w:rFonts w:ascii="Arial" w:eastAsia="Times New Roman" w:hAnsi="Arial" w:cs="Arial"/>
-                <w:sz w:val="18"/>
-                <w:szCs w:val="18"/>
-                <w:lang w:val="en-US" w:eastAsia="ru-RU"/>
+                <w:rFonts w:ascii="Arial" w:hAnsi="Arial" w:cs="Arial"/>
+                <w:sz w:val="18"/>
+                <w:szCs w:val="18"/>
+                <w:lang w:val="en-US"/>
               </w:rPr>
               <w:t>partager</w:t>
             </w:r>
             <w:proofErr w:type="spellEnd"/>
             <w:r>
               <w:rPr>
-                <w:rFonts w:ascii="Arial" w:eastAsia="Times New Roman" w:hAnsi="Arial" w:cs="Arial"/>
-                <w:sz w:val="18"/>
-                <w:szCs w:val="18"/>
-                <w:lang w:val="en-US" w:eastAsia="ru-RU"/>
-              </w:rPr>
-              <w:t>:</w:t>
+                <w:rFonts w:ascii="Arial" w:hAnsi="Arial" w:cs="Arial"/>
+                <w:color w:val="000000"/>
+                <w:sz w:val="18"/>
+                <w:szCs w:val="18"/>
+                <w:lang w:val="fr-CH"/>
+              </w:rPr>
+              <w:t>?</w:t>
             </w:r>
           </w:p>
         </w:tc>
@@ -7125,75 +7293,51 @@
                 <w:lang w:eastAsia="ru-RU"/>
               </w:rPr>
             </w:pPr>
-            <w:proofErr w:type="spellStart"/>
-            <w:r>
-              <w:rPr>
-                <w:rFonts w:ascii="Arial" w:eastAsia="Times New Roman" w:hAnsi="Arial" w:cs="Arial"/>
-                <w:sz w:val="18"/>
-                <w:szCs w:val="18"/>
-                <w:lang w:eastAsia="ru-RU"/>
-              </w:rPr>
-              <w:t>Niveau</w:t>
-            </w:r>
-            <w:proofErr w:type="spellEnd"/>
-            <w:r>
-              <w:rPr>
-                <w:rFonts w:ascii="Arial" w:eastAsia="Times New Roman" w:hAnsi="Arial" w:cs="Arial"/>
-                <w:sz w:val="18"/>
-                <w:szCs w:val="18"/>
-                <w:lang w:eastAsia="ru-RU"/>
+            <w:r>
+              <w:rPr>
+                <w:rFonts w:ascii="Arial" w:hAnsi="Arial" w:cs="Arial"/>
+                <w:sz w:val="18"/>
+                <w:szCs w:val="18"/>
+                <w:lang w:val="en-US"/>
+              </w:rPr>
+              <w:t>Pr</w:t>
+            </w:r>
+            <w:proofErr w:type="spellStart"/>
+            <w:r>
+              <w:rPr>
+                <w:rFonts w:ascii="Arial" w:hAnsi="Arial" w:cs="Arial"/>
+                <w:sz w:val="18"/>
+                <w:szCs w:val="18"/>
+              </w:rPr>
+              <w:t>é</w:t>
+            </w:r>
+            <w:r>
+              <w:rPr>
+                <w:rFonts w:ascii="Arial" w:hAnsi="Arial" w:cs="Arial"/>
+                <w:sz w:val="18"/>
+                <w:szCs w:val="18"/>
+                <w:lang w:val="en-US"/>
+              </w:rPr>
+              <w:t>tentions</w:t>
+            </w:r>
+            <w:proofErr w:type="spellEnd"/>
+            <w:r>
+              <w:rPr>
+                <w:rFonts w:ascii="Arial" w:hAnsi="Arial" w:cs="Arial"/>
+                <w:sz w:val="18"/>
+                <w:szCs w:val="18"/>
               </w:rPr>
               <w:t xml:space="preserve"> </w:t>
             </w:r>
             <w:proofErr w:type="spellStart"/>
             <w:r>
               <w:rPr>
-                <w:rFonts w:ascii="Arial" w:eastAsia="Times New Roman" w:hAnsi="Arial" w:cs="Arial"/>
-                <w:sz w:val="18"/>
-                <w:szCs w:val="18"/>
-                <w:lang w:eastAsia="ru-RU"/>
-              </w:rPr>
-              <w:t>de</w:t>
-            </w:r>
-            <w:proofErr w:type="spellEnd"/>
-            <w:r>
-              <w:rPr>
-                <w:rFonts w:ascii="Arial" w:eastAsia="Times New Roman" w:hAnsi="Arial" w:cs="Arial"/>
-                <w:sz w:val="18"/>
-                <w:szCs w:val="18"/>
-                <w:lang w:eastAsia="ru-RU"/>
-              </w:rPr>
-              <w:t xml:space="preserve"> </w:t>
-            </w:r>
-            <w:proofErr w:type="spellStart"/>
-            <w:r>
-              <w:rPr>
-                <w:rFonts w:ascii="Arial" w:eastAsia="Times New Roman" w:hAnsi="Arial" w:cs="Arial"/>
-                <w:sz w:val="18"/>
-                <w:szCs w:val="18"/>
-                <w:lang w:eastAsia="ru-RU"/>
-              </w:rPr>
-              <w:t>salaire</w:t>
-            </w:r>
-            <w:proofErr w:type="spellEnd"/>
-            <w:r>
-              <w:rPr>
-                <w:rFonts w:ascii="Arial" w:eastAsia="Times New Roman" w:hAnsi="Arial" w:cs="Arial"/>
-                <w:sz w:val="18"/>
-                <w:szCs w:val="18"/>
-                <w:lang w:eastAsia="ru-RU"/>
-              </w:rPr>
-              <w:t xml:space="preserve"> </w:t>
-            </w:r>
-            <w:proofErr w:type="spellStart"/>
-            <w:r>
-              <w:rPr>
-                <w:rFonts w:ascii="Arial" w:eastAsia="Times New Roman" w:hAnsi="Arial" w:cs="Arial"/>
-                <w:sz w:val="18"/>
-                <w:szCs w:val="18"/>
-                <w:lang w:eastAsia="ru-RU"/>
-              </w:rPr>
-              <w:t>expecté</w:t>
+                <w:rFonts w:ascii="Arial" w:hAnsi="Arial" w:cs="Arial"/>
+                <w:sz w:val="18"/>
+                <w:szCs w:val="18"/>
+                <w:lang w:val="en-US"/>
+              </w:rPr>
+              <w:t>salariales</w:t>
             </w:r>
             <w:proofErr w:type="spellEnd"/>
             <w:r>

--- a/templates/Анкета_fr.docx
+++ b/templates/Анкета_fr.docx
@@ -333,16 +333,7 @@
                 <w:szCs w:val="18"/>
                 <w:lang w:val="en-US" w:eastAsia="ru-RU"/>
               </w:rPr>
-              <w:t>{{photo}}</w:t>
-            </w:r>
-            <w:r>
-              <w:rPr>
-                <w:rFonts w:ascii="Arial" w:eastAsia="Times New Roman" w:hAnsi="Arial" w:cs="Arial"/>
-                <w:sz w:val="18"/>
-                <w:szCs w:val="18"/>
-                <w:lang w:eastAsia="ru-RU"/>
-              </w:rPr>
-              <w:t> </w:t>
+              <w:t>{% if photo %}{{photo}}{%endif%}</w:t>
             </w:r>
           </w:p>
         </w:tc>
@@ -836,35 +827,26 @@
                 <w:szCs w:val="18"/>
                 <w:lang w:val="en-US" w:eastAsia="ru-RU"/>
               </w:rPr>
-              <w:t>candidate.citizenship</w:t>
-            </w:r>
-            <w:proofErr w:type="spellEnd"/>
-            <w:r>
-              <w:rPr>
-                <w:rFonts w:ascii="Arial" w:eastAsia="Times New Roman" w:hAnsi="Arial" w:cs="Arial"/>
-                <w:sz w:val="18"/>
-                <w:szCs w:val="18"/>
-                <w:lang w:val="en-US" w:eastAsia="ru-RU"/>
-              </w:rPr>
-              <w:t>}}</w:t>
-            </w:r>
-            <w:r>
-              <w:rPr>
-                <w:rFonts w:ascii="Arial" w:eastAsia="Times New Roman" w:hAnsi="Arial" w:cs="Arial"/>
-                <w:sz w:val="18"/>
-                <w:szCs w:val="18"/>
-                <w:lang w:eastAsia="ru-RU"/>
-              </w:rPr>
-              <w:t>  </w:t>
-            </w:r>
-            <w:r>
-              <w:rPr>
-                <w:rFonts w:ascii="Arial" w:eastAsia="Times New Roman" w:hAnsi="Arial" w:cs="Arial"/>
-                <w:sz w:val="18"/>
-                <w:szCs w:val="18"/>
-                <w:lang w:eastAsia="ru-RU"/>
-              </w:rPr>
-              <w:t> </w:t>
+              <w:t>candidate.citizenships.first</w:t>
+            </w:r>
+            <w:proofErr w:type="spellEnd"/>
+            <w:r>
+              <w:rPr>
+                <w:rFonts w:ascii="Arial" w:eastAsia="Times New Roman" w:hAnsi="Arial" w:cs="Arial"/>
+                <w:sz w:val="18"/>
+                <w:szCs w:val="18"/>
+                <w:lang w:val="en-US" w:eastAsia="ru-RU"/>
+              </w:rPr>
+              <w:t>().citizenship}}</w:t>
+            </w:r>
+            <w:r>
+              <w:rPr>
+                <w:rFonts w:ascii="Arial" w:eastAsia="Times New Roman" w:hAnsi="Arial" w:cs="Arial"/>
+                <w:sz w:val="18"/>
+                <w:szCs w:val="18"/>
+                <w:lang w:eastAsia="ru-RU"/>
+              </w:rPr>
+              <w:t>   </w:t>
             </w:r>
           </w:p>
         </w:tc>
